--- a/41TS Tehnologiji stvorennja program/3/TS_Onyshchenko_KNT-122_19_PR1.docx
+++ b/41TS Tehnologiji stvorennja program/3/TS_Onyshchenko_KNT-122_19_PR1.docx
@@ -1062,6 +1062,232 @@
     </w:p>
     <w:p>
       <w:pPr>
+        <w:pStyle w:val="p1"/>
+        <w:rPr/>
+      </w:pPr>
+      <w:r>
+        <w:rPr/>
+      </w:r>
+    </w:p>
+    <w:p>
+      <w:pPr>
+        <w:pStyle w:val="p1"/>
+        <w:rPr/>
+      </w:pPr>
+      <w:r>
+        <w:rPr/>
+        <w:t>Інтерфейс складається з трьох мокапів, наведених нижче:</w:t>
+      </w:r>
+    </w:p>
+    <w:p>
+      <w:pPr>
+        <w:pStyle w:val="p1"/>
+        <w:rPr/>
+      </w:pPr>
+      <w:r>
+        <w:rPr/>
+      </w:r>
+    </w:p>
+    <w:p>
+      <w:pPr>
+        <w:pStyle w:val="img1"/>
+        <w:rPr/>
+      </w:pPr>
+      <w:r>
+        <w:rPr/>
+        <w:drawing>
+          <wp:inline distT="0" distB="0" distL="0" distR="0">
+            <wp:extent cx="5760085" cy="3239770"/>
+            <wp:effectExtent l="0" t="0" r="0" b="0"/>
+            <wp:docPr id="1" name="Зображення1"/>
+            <wp:cNvGraphicFramePr>
+              <a:graphicFrameLocks xmlns:a="http://schemas.openxmlformats.org/drawingml/2006/main" noChangeAspect="1"/>
+            </wp:cNvGraphicFramePr>
+            <a:graphic xmlns:a="http://schemas.openxmlformats.org/drawingml/2006/main">
+              <a:graphicData uri="http://schemas.openxmlformats.org/drawingml/2006/picture">
+                <pic:pic xmlns:pic="http://schemas.openxmlformats.org/drawingml/2006/picture">
+                  <pic:nvPicPr>
+                    <pic:cNvPr id="1" name="Зображення1"/>
+                    <pic:cNvPicPr>
+                      <a:picLocks noChangeAspect="1" noChangeArrowheads="1"/>
+                    </pic:cNvPicPr>
+                  </pic:nvPicPr>
+                  <pic:blipFill>
+                    <a:blip r:embed="rId2"/>
+                    <a:stretch>
+                      <a:fillRect/>
+                    </a:stretch>
+                  </pic:blipFill>
+                  <pic:spPr bwMode="auto">
+                    <a:xfrm>
+                      <a:off x="0" y="0"/>
+                      <a:ext cx="5760085" cy="3239770"/>
+                    </a:xfrm>
+                    <a:prstGeom prst="rect">
+                      <a:avLst/>
+                    </a:prstGeom>
+                    <a:noFill/>
+                  </pic:spPr>
+                </pic:pic>
+              </a:graphicData>
+            </a:graphic>
+          </wp:inline>
+        </w:drawing>
+      </w:r>
+    </w:p>
+    <w:p>
+      <w:pPr>
+        <w:pStyle w:val="img1"/>
+        <w:rPr/>
+      </w:pPr>
+      <w:r>
+        <w:rPr/>
+        <w:t>Рисунок 1.1 — Головна сторінка</w:t>
+      </w:r>
+    </w:p>
+    <w:p>
+      <w:pPr>
+        <w:pStyle w:val="img1"/>
+        <w:rPr/>
+      </w:pPr>
+      <w:r>
+        <w:rPr/>
+      </w:r>
+    </w:p>
+    <w:p>
+      <w:pPr>
+        <w:pStyle w:val="img1"/>
+        <w:rPr/>
+      </w:pPr>
+      <w:r>
+        <w:rPr/>
+        <w:drawing>
+          <wp:inline distT="0" distB="0" distL="0" distR="0">
+            <wp:extent cx="5760085" cy="3239770"/>
+            <wp:effectExtent l="0" t="0" r="0" b="0"/>
+            <wp:docPr id="2" name="Зображення2"/>
+            <wp:cNvGraphicFramePr>
+              <a:graphicFrameLocks xmlns:a="http://schemas.openxmlformats.org/drawingml/2006/main" noChangeAspect="1"/>
+            </wp:cNvGraphicFramePr>
+            <a:graphic xmlns:a="http://schemas.openxmlformats.org/drawingml/2006/main">
+              <a:graphicData uri="http://schemas.openxmlformats.org/drawingml/2006/picture">
+                <pic:pic xmlns:pic="http://schemas.openxmlformats.org/drawingml/2006/picture">
+                  <pic:nvPicPr>
+                    <pic:cNvPr id="2" name="Зображення2"/>
+                    <pic:cNvPicPr>
+                      <a:picLocks noChangeAspect="1" noChangeArrowheads="1"/>
+                    </pic:cNvPicPr>
+                  </pic:nvPicPr>
+                  <pic:blipFill>
+                    <a:blip r:embed="rId3"/>
+                    <a:stretch>
+                      <a:fillRect/>
+                    </a:stretch>
+                  </pic:blipFill>
+                  <pic:spPr bwMode="auto">
+                    <a:xfrm>
+                      <a:off x="0" y="0"/>
+                      <a:ext cx="5760085" cy="3239770"/>
+                    </a:xfrm>
+                    <a:prstGeom prst="rect">
+                      <a:avLst/>
+                    </a:prstGeom>
+                    <a:noFill/>
+                  </pic:spPr>
+                </pic:pic>
+              </a:graphicData>
+            </a:graphic>
+          </wp:inline>
+        </w:drawing>
+      </w:r>
+    </w:p>
+    <w:p>
+      <w:pPr>
+        <w:pStyle w:val="img1"/>
+        <w:rPr/>
+      </w:pPr>
+      <w:r>
+        <w:rPr/>
+        <w:t>Рисунок 1.2 — Сторінка входу</w:t>
+      </w:r>
+    </w:p>
+    <w:p>
+      <w:pPr>
+        <w:pStyle w:val="img1"/>
+        <w:rPr/>
+      </w:pPr>
+      <w:r>
+        <w:rPr/>
+      </w:r>
+    </w:p>
+    <w:p>
+      <w:pPr>
+        <w:pStyle w:val="img1"/>
+        <w:rPr/>
+      </w:pPr>
+      <w:r>
+        <w:rPr/>
+        <w:drawing>
+          <wp:inline distT="0" distB="0" distL="0" distR="0">
+            <wp:extent cx="5760085" cy="3239770"/>
+            <wp:effectExtent l="0" t="0" r="0" b="0"/>
+            <wp:docPr id="3" name="Зображення3"/>
+            <wp:cNvGraphicFramePr>
+              <a:graphicFrameLocks xmlns:a="http://schemas.openxmlformats.org/drawingml/2006/main" noChangeAspect="1"/>
+            </wp:cNvGraphicFramePr>
+            <a:graphic xmlns:a="http://schemas.openxmlformats.org/drawingml/2006/main">
+              <a:graphicData uri="http://schemas.openxmlformats.org/drawingml/2006/picture">
+                <pic:pic xmlns:pic="http://schemas.openxmlformats.org/drawingml/2006/picture">
+                  <pic:nvPicPr>
+                    <pic:cNvPr id="3" name="Зображення3"/>
+                    <pic:cNvPicPr>
+                      <a:picLocks noChangeAspect="1" noChangeArrowheads="1"/>
+                    </pic:cNvPicPr>
+                  </pic:nvPicPr>
+                  <pic:blipFill>
+                    <a:blip r:embed="rId4"/>
+                    <a:stretch>
+                      <a:fillRect/>
+                    </a:stretch>
+                  </pic:blipFill>
+                  <pic:spPr bwMode="auto">
+                    <a:xfrm>
+                      <a:off x="0" y="0"/>
+                      <a:ext cx="5760085" cy="3239770"/>
+                    </a:xfrm>
+                    <a:prstGeom prst="rect">
+                      <a:avLst/>
+                    </a:prstGeom>
+                    <a:noFill/>
+                  </pic:spPr>
+                </pic:pic>
+              </a:graphicData>
+            </a:graphic>
+          </wp:inline>
+        </w:drawing>
+      </w:r>
+    </w:p>
+    <w:p>
+      <w:pPr>
+        <w:pStyle w:val="img1"/>
+        <w:rPr/>
+      </w:pPr>
+      <w:r>
+        <w:rPr/>
+        <w:t>Рисунок 1.3 — Сторінка кошику</w:t>
+      </w:r>
+    </w:p>
+    <w:p>
+      <w:pPr>
+        <w:pStyle w:val="p1"/>
+        <w:rPr/>
+      </w:pPr>
+      <w:r>
+        <w:rPr/>
+      </w:r>
+    </w:p>
+    <w:p>
+      <w:pPr>
         <w:pStyle w:val="h1"/>
         <w:rPr/>
       </w:pPr>
@@ -1285,7 +1511,7 @@
         </w:rPr>
         <w:t xml:space="preserve">Джерело: </w:t>
       </w:r>
-      <w:hyperlink r:id="rId2">
+      <w:hyperlink r:id="rId5">
         <w:r>
           <w:rPr>
             <w:rStyle w:val="Hyperlink"/>
@@ -1420,7 +1646,7 @@
         <w:rPr/>
         <w:t xml:space="preserve">Джерело: </w:t>
       </w:r>
-      <w:hyperlink r:id="rId3">
+      <w:hyperlink r:id="rId6">
         <w:r>
           <w:rPr>
             <w:rStyle w:val="Hyperlink"/>
@@ -1500,7 +1726,7 @@
         <w:rPr/>
         <w:t xml:space="preserve">Джерело: </w:t>
       </w:r>
-      <w:hyperlink r:id="rId4">
+      <w:hyperlink r:id="rId7">
         <w:r>
           <w:rPr>
             <w:rStyle w:val="Hyperlink"/>
